--- a/lab3-отчёт.docx
+++ b/lab3-отчёт.docx
@@ -936,8 +936,6 @@
         </w:rPr>
         <w:t>а</w:t>
       </w:r>
-      <w:bookmarkStart w:id="0" w:name="_GoBack"/>
-      <w:bookmarkEnd w:id="0"/>
       <w:r>
         <w:rPr>
           <w:rFonts w:hint="default" w:ascii="Times New Roman" w:hAnsi="Times New Roman" w:eastAsia="SimSun" w:cs="Times New Roman"/>
@@ -1742,19 +1740,7 @@
           <w:szCs w:val="28"/>
           <w:lang w:val="ru-RU" w:eastAsia="zh-CN" w:bidi="ar"/>
         </w:rPr>
-        <w:t xml:space="preserve"> Фильм 1, </w:t>
-      </w:r>
-      <w:r>
-        <w:rPr>
-          <w:rFonts w:hint="default" w:ascii="Times New Roman" w:hAnsi="Times New Roman" w:eastAsia="SimSun" w:cs="Times New Roman"/>
-          <w:b w:val="0"/>
-          <w:bCs w:val="0"/>
-          <w:kern w:val="0"/>
-          <w:sz w:val="28"/>
-          <w:szCs w:val="28"/>
-          <w:lang w:val="ru-RU" w:eastAsia="zh-CN" w:bidi="ar"/>
-        </w:rPr>
-        <w:t>Фильм 2, Фильм 3.</w:t>
+        <w:t xml:space="preserve"> Фильм 1, Фильм 2, Фильм 3.</w:t>
       </w:r>
     </w:p>
     <w:p>
@@ -1800,19 +1786,7 @@
           <w:szCs w:val="28"/>
           <w:lang w:val="ru-RU" w:eastAsia="zh-CN" w:bidi="ar"/>
         </w:rPr>
-        <w:t xml:space="preserve">Актёр 1, </w:t>
-      </w:r>
-      <w:r>
-        <w:rPr>
-          <w:rFonts w:hint="default" w:ascii="Times New Roman" w:hAnsi="Times New Roman" w:eastAsia="SimSun" w:cs="Times New Roman"/>
-          <w:b w:val="0"/>
-          <w:bCs w:val="0"/>
-          <w:kern w:val="0"/>
-          <w:sz w:val="28"/>
-          <w:szCs w:val="28"/>
-          <w:lang w:val="ru-RU" w:eastAsia="zh-CN" w:bidi="ar"/>
-        </w:rPr>
-        <w:t>Актёр 2, Актёр 3.</w:t>
+        <w:t>Актёр 1, Актёр 2, Актёр 3.</w:t>
       </w:r>
     </w:p>
     <w:p>
@@ -1858,19 +1832,7 @@
           <w:szCs w:val="28"/>
           <w:lang w:val="ru-RU" w:eastAsia="zh-CN" w:bidi="ar"/>
         </w:rPr>
-        <w:t xml:space="preserve">Режиссёр 1, </w:t>
-      </w:r>
-      <w:r>
-        <w:rPr>
-          <w:rFonts w:hint="default" w:ascii="Times New Roman" w:hAnsi="Times New Roman" w:eastAsia="SimSun" w:cs="Times New Roman"/>
-          <w:b w:val="0"/>
-          <w:bCs w:val="0"/>
-          <w:kern w:val="0"/>
-          <w:sz w:val="28"/>
-          <w:szCs w:val="28"/>
-          <w:lang w:val="ru-RU" w:eastAsia="zh-CN" w:bidi="ar"/>
-        </w:rPr>
-        <w:t>Режиссёр 1.</w:t>
+        <w:t>Режиссёр 1, Режиссёр 1.</w:t>
       </w:r>
     </w:p>
     <w:p>
@@ -1936,28 +1898,6 @@
           <w:sz w:val="28"/>
           <w:szCs w:val="28"/>
           <w:lang w:val="ru-RU" w:eastAsia="zh-CN"/>
-        </w:rPr>
-      </w:pPr>
-    </w:p>
-    <w:p>
-      <w:pPr>
-        <w:keepNext w:val="0"/>
-        <w:keepLines w:val="0"/>
-        <w:widowControl/>
-        <w:numPr>
-          <w:ilvl w:val="0"/>
-          <w:numId w:val="0"/>
-        </w:numPr>
-        <w:suppressLineNumbers w:val="0"/>
-        <w:jc w:val="both"/>
-        <w:rPr>
-          <w:rFonts w:hint="default" w:ascii="Times New Roman" w:hAnsi="Times New Roman" w:eastAsia="SimSun" w:cs="Times New Roman"/>
-          <w:b w:val="0"/>
-          <w:bCs w:val="0"/>
-          <w:kern w:val="0"/>
-          <w:sz w:val="28"/>
-          <w:szCs w:val="28"/>
-          <w:lang w:val="en-US" w:eastAsia="zh-CN"/>
         </w:rPr>
       </w:pPr>
     </w:p>
@@ -1978,23 +1918,14 @@
         <w:spacing w:before="0" w:beforeAutospacing="0" w:after="0" w:afterAutospacing="0" w:line="264" w:lineRule="atLeast"/>
         <w:ind w:left="0" w:right="0" w:firstLine="0"/>
         <w:rPr>
-          <w:rFonts w:hint="default" w:ascii="Times New Roman" w:hAnsi="Times New Roman" w:eastAsia="SimSun" w:cs="Times New Roman"/>
-          <w:kern w:val="0"/>
-          <w:sz w:val="28"/>
-          <w:szCs w:val="28"/>
-          <w:lang w:val="en-US" w:eastAsia="zh-CN" w:bidi="ar"/>
-        </w:rPr>
-      </w:pPr>
-      <w:r>
-        <w:rPr>
-          <w:rFonts w:hint="default" w:ascii="Times New Roman" w:hAnsi="Times New Roman" w:eastAsia="SimSun" w:cs="Times New Roman"/>
-          <w:kern w:val="0"/>
-          <w:sz w:val="28"/>
-          <w:szCs w:val="28"/>
-          <w:lang w:val="en-US" w:eastAsia="zh-CN" w:bidi="ar"/>
-        </w:rPr>
-        <w:br w:type="textWrapping"/>
-      </w:r>
+          <w:rFonts w:hint="default" w:ascii="Times New Roman" w:hAnsi="Times New Roman" w:cs="Times New Roman"/>
+          <w:b/>
+          <w:bCs/>
+          <w:sz w:val="28"/>
+          <w:szCs w:val="28"/>
+          <w:lang w:val="ru-RU" w:eastAsia="zh-CN"/>
+        </w:rPr>
+      </w:pPr>
     </w:p>
     <w:p>
       <w:pPr>
@@ -2013,13 +1944,38 @@
         <w:spacing w:before="0" w:beforeAutospacing="0" w:after="0" w:afterAutospacing="0" w:line="264" w:lineRule="atLeast"/>
         <w:ind w:left="0" w:right="0" w:firstLine="0"/>
         <w:rPr>
-          <w:rFonts w:hint="default" w:ascii="Times New Roman" w:hAnsi="Times New Roman" w:eastAsia="SimSun" w:cs="Times New Roman"/>
-          <w:kern w:val="0"/>
-          <w:sz w:val="28"/>
-          <w:szCs w:val="28"/>
-          <w:lang w:val="en-US" w:eastAsia="zh-CN" w:bidi="ar"/>
-        </w:rPr>
-      </w:pPr>
+          <w:rFonts w:hint="default" w:ascii="Times New Roman" w:hAnsi="Times New Roman" w:cs="Times New Roman"/>
+          <w:b/>
+          <w:bCs/>
+          <w:sz w:val="28"/>
+          <w:szCs w:val="28"/>
+          <w:lang w:val="en-US" w:eastAsia="zh-CN"/>
+        </w:rPr>
+      </w:pPr>
+      <w:r>
+        <w:rPr>
+          <w:rFonts w:hint="default" w:ascii="Times New Roman" w:hAnsi="Times New Roman" w:cs="Times New Roman"/>
+          <w:b/>
+          <w:bCs/>
+          <w:sz w:val="28"/>
+          <w:szCs w:val="28"/>
+          <w:lang w:val="ru-RU" w:eastAsia="zh-CN"/>
+        </w:rPr>
+        <w:t>4.</w:t>
+      </w:r>
+      <w:bookmarkStart w:id="0" w:name="_GoBack"/>
+      <w:bookmarkEnd w:id="0"/>
+      <w:r>
+        <w:rPr>
+          <w:rFonts w:hint="default" w:ascii="Times New Roman" w:hAnsi="Times New Roman" w:cs="Times New Roman"/>
+          <w:b/>
+          <w:bCs/>
+          <w:sz w:val="28"/>
+          <w:szCs w:val="28"/>
+          <w:lang w:val="ru-RU" w:eastAsia="zh-CN"/>
+        </w:rPr>
+        <w:t>Древо классов</w:t>
+      </w:r>
     </w:p>
     <w:p>
       <w:pPr>
@@ -2028,56 +1984,6 @@
         <w:widowControl/>
         <w:numPr>
           <w:ilvl w:val="0"/>
-          <w:numId w:val="0"/>
-        </w:numPr>
-        <w:suppressLineNumbers w:val="0"/>
-        <w:jc w:val="both"/>
-        <w:rPr>
-          <w:rFonts w:hint="default" w:ascii="Times New Roman" w:hAnsi="Times New Roman" w:cs="Times New Roman"/>
-          <w:sz w:val="28"/>
-          <w:szCs w:val="28"/>
-        </w:rPr>
-      </w:pPr>
-    </w:p>
-    <w:p>
-      <w:pPr>
-        <w:keepNext w:val="0"/>
-        <w:keepLines w:val="0"/>
-        <w:widowControl/>
-        <w:numPr>
-          <w:ilvl w:val="0"/>
-          <w:numId w:val="4"/>
-        </w:numPr>
-        <w:suppressLineNumbers w:val="0"/>
-        <w:ind w:leftChars="0"/>
-        <w:jc w:val="both"/>
-        <w:rPr>
-          <w:rFonts w:hint="default" w:ascii="Times New Roman" w:hAnsi="Times New Roman" w:cs="Times New Roman"/>
-          <w:b/>
-          <w:bCs/>
-          <w:sz w:val="28"/>
-          <w:szCs w:val="28"/>
-          <w:lang w:val="en-US" w:eastAsia="zh-CN"/>
-        </w:rPr>
-      </w:pPr>
-      <w:r>
-        <w:rPr>
-          <w:rFonts w:hint="default" w:ascii="Times New Roman" w:hAnsi="Times New Roman" w:cs="Times New Roman"/>
-          <w:b/>
-          <w:bCs/>
-          <w:sz w:val="28"/>
-          <w:szCs w:val="28"/>
-          <w:lang w:val="ru-RU" w:eastAsia="zh-CN"/>
-        </w:rPr>
-        <w:t>Древо классов</w:t>
-      </w:r>
-    </w:p>
-    <w:p>
-      <w:pPr>
-        <w:keepNext w:val="0"/>
-        <w:keepLines w:val="0"/>
-        <w:widowControl/>
-        <w:numPr>
           <w:numId w:val="0"/>
         </w:numPr>
         <w:suppressLineNumbers w:val="0"/>
@@ -2145,6 +2051,7 @@
         <w:keepLines w:val="0"/>
         <w:widowControl/>
         <w:numPr>
+          <w:ilvl w:val="0"/>
           <w:numId w:val="0"/>
         </w:numPr>
         <w:suppressLineNumbers w:val="0"/>
@@ -2316,22 +2223,6 @@
 <file path=word/numbering.xml><?xml version="1.0" encoding="utf-8"?>
 <w:numbering xmlns:wpc="http://schemas.microsoft.com/office/word/2010/wordprocessingCanvas" xmlns:mc="http://schemas.openxmlformats.org/markup-compatibility/2006" xmlns:o="urn:schemas-microsoft-com:office:office" xmlns:r="http://schemas.openxmlformats.org/officeDocument/2006/relationships" xmlns:m="http://schemas.openxmlformats.org/officeDocument/2006/math" xmlns:v="urn:schemas-microsoft-com:vml" xmlns:wp14="http://schemas.microsoft.com/office/word/2010/wordprocessingDrawing" xmlns:wp="http://schemas.openxmlformats.org/drawingml/2006/wordprocessingDrawing" xmlns:w10="urn:schemas-microsoft-com:office:word" xmlns:w="http://schemas.openxmlformats.org/wordprocessingml/2006/main" xmlns:w14="http://schemas.microsoft.com/office/word/2010/wordml" xmlns:wpg="http://schemas.microsoft.com/office/word/2010/wordprocessingGroup" xmlns:wpi="http://schemas.microsoft.com/office/word/2010/wordprocessingInk" xmlns:wne="http://schemas.microsoft.com/office/word/2006/wordml" xmlns:wps="http://schemas.microsoft.com/office/word/2010/wordprocessingShape" xmlns:wpsCustomData="http://www.wps.cn/officeDocument/2013/wpsCustomData" mc:Ignorable="w14 wp14">
   <w:abstractNum w:abstractNumId="0">
-    <w:nsid w:val="8FF20071"/>
-    <w:multiLevelType w:val="singleLevel"/>
-    <w:tmpl w:val="8FF20071"/>
-    <w:lvl w:ilvl="0" w:tentative="0">
-      <w:start w:val="6"/>
-      <w:numFmt w:val="decimal"/>
-      <w:lvlText w:val="%1."/>
-      <w:lvlJc w:val="left"/>
-      <w:pPr>
-        <w:tabs>
-          <w:tab w:val="left" w:pos="312"/>
-        </w:tabs>
-      </w:pPr>
-    </w:lvl>
-  </w:abstractNum>
-  <w:abstractNum w:abstractNumId="1">
     <w:nsid w:val="39334537"/>
     <w:multiLevelType w:val="singleLevel"/>
     <w:tmpl w:val="39334537"/>
@@ -2348,7 +2239,7 @@
       </w:rPr>
     </w:lvl>
   </w:abstractNum>
-  <w:abstractNum w:abstractNumId="2">
+  <w:abstractNum w:abstractNumId="1">
     <w:nsid w:val="3E550B25"/>
     <w:multiLevelType w:val="singleLevel"/>
     <w:tmpl w:val="3E550B25"/>
@@ -2364,7 +2255,7 @@
       </w:pPr>
     </w:lvl>
   </w:abstractNum>
-  <w:abstractNum w:abstractNumId="3">
+  <w:abstractNum w:abstractNumId="2">
     <w:nsid w:val="3F100A9D"/>
     <w:multiLevelType w:val="singleLevel"/>
     <w:tmpl w:val="3F100A9D"/>
@@ -2381,16 +2272,13 @@
     </w:lvl>
   </w:abstractNum>
   <w:num w:numId="1">
+    <w:abstractNumId w:val="0"/>
+  </w:num>
+  <w:num w:numId="2">
     <w:abstractNumId w:val="1"/>
   </w:num>
-  <w:num w:numId="2">
+  <w:num w:numId="3">
     <w:abstractNumId w:val="2"/>
-  </w:num>
-  <w:num w:numId="3">
-    <w:abstractNumId w:val="3"/>
-  </w:num>
-  <w:num w:numId="4">
-    <w:abstractNumId w:val="0"/>
   </w:num>
 </w:numbering>
 </file>
